--- a/docs/homeworks/mapping_homework/gbif_mapping_homework.docx
+++ b/docs/homeworks/mapping_homework/gbif_mapping_homework.docx
@@ -31,7 +31,7 @@
         <w:pStyle w:val="Date"/>
       </w:pPr>
       <w:r>
-        <w:t xml:space="preserve">2026-07-05</w:t>
+        <w:t xml:space="preserve">2026-08-27</w:t>
       </w:r>
     </w:p>
     <w:bookmarkStart w:id="19" w:name="map-your-own-species"/>
@@ -2933,19 +2933,37 @@
           <w:b/>
           <w:bCs/>
         </w:rPr>
-        <w:t xml:space="preserve">Key idea:</w:t>
-      </w:r>
-      <w:r>
-        <w:t xml:space="preserve"> </w:t>
-      </w:r>
-      <w:r>
-        <w:t xml:space="preserve">you just downloaded real biodiversity data from a global database</w:t>
-      </w:r>
-      <w:r>
-        <w:t xml:space="preserve"> </w:t>
-      </w:r>
-      <w:r>
-        <w:t xml:space="preserve">and mapped it — the exact workflow ecologists use in published papers.</w:t>
+        <w:t xml:space="preserve">Note:</w:t>
+      </w:r>
+      <w:r>
+        <w:t xml:space="preserve"> </w:t>
+      </w:r>
+      <w:r>
+        <w:t xml:space="preserve">the steps you just ran — query GBIF, filter to valid coordinates, convert</w:t>
+      </w:r>
+      <w:r>
+        <w:t xml:space="preserve"> </w:t>
+      </w:r>
+      <w:r>
+        <w:t xml:space="preserve">to</w:t>
+      </w:r>
+      <w:r>
+        <w:t xml:space="preserve"> </w:t>
+      </w:r>
+      <w:r>
+        <w:rPr>
+          <w:rStyle w:val="VerbatimChar"/>
+        </w:rPr>
+        <w:t xml:space="preserve">sf</w:t>
+      </w:r>
+      <w:r>
+        <w:t xml:space="preserve">, plot on a basemap — are the same ones you’d use for any species with public</w:t>
+      </w:r>
+      <w:r>
+        <w:t xml:space="preserve"> </w:t>
+      </w:r>
+      <w:r>
+        <w:t xml:space="preserve">occurrence records, not just the one you picked here.</w:t>
       </w:r>
     </w:p>
     <w:p>
